--- a/docs/이력서.docx
+++ b/docs/이력서.docx
@@ -181,7 +181,7 @@
             </w:tcMar>
           </w:tcPr>
           <w:p>
-            <w:hyperlink w:history="1" r:id="rIdpbto7coplpnsuvby6thr6">
+            <w:hyperlink w:history="1" r:id="rId5j2248gegfrvaexqwsamm">
               <w:r>
                 <w:rPr>
                   <w:rStyle w:val="Hyperlink"/>
@@ -233,7 +233,7 @@
             </w:tcMar>
           </w:tcPr>
           <w:p>
-            <w:hyperlink w:history="1" r:id="rIdwdvecnwgosu4ivopdeboa">
+            <w:hyperlink w:history="1" r:id="rId6p2cbw-0l_ycydqcphfhi">
               <w:r>
                 <w:rPr>
                   <w:rStyle w:val="Hyperlink"/>
@@ -285,12 +285,12 @@
             </w:tcMar>
           </w:tcPr>
           <w:p>
-            <w:hyperlink w:history="1" r:id="rIdafcyil9c2sk4aoa0tibqc">
+            <w:hyperlink w:history="1" r:id="rIdonujuv13h5h9gxbuuav-b">
               <w:r>
                 <w:rPr>
                   <w:rStyle w:val="Hyperlink"/>
                 </w:rPr>
-                <w:t xml:space="preserve">https://aleph-hth-portfolio.vercel.app</w:t>
+                <w:t xml:space="preserve">https://alephhthportfolio.vercel.app</w:t>
               </w:r>
             </w:hyperlink>
           </w:p>

--- a/docs/이력서.docx
+++ b/docs/이력서.docx
@@ -181,7 +181,7 @@
             </w:tcMar>
           </w:tcPr>
           <w:p>
-            <w:hyperlink w:history="1" r:id="rId5j2248gegfrvaexqwsamm">
+            <w:hyperlink w:history="1" r:id="rIdghnraioxjx6j8i9eqip-5">
               <w:r>
                 <w:rPr>
                   <w:rStyle w:val="Hyperlink"/>
@@ -233,7 +233,7 @@
             </w:tcMar>
           </w:tcPr>
           <w:p>
-            <w:hyperlink w:history="1" r:id="rId6p2cbw-0l_ycydqcphfhi">
+            <w:hyperlink w:history="1" r:id="rIdbfww8lvl7sw6rkzx6ndon">
               <w:r>
                 <w:rPr>
                   <w:rStyle w:val="Hyperlink"/>
@@ -285,7 +285,7 @@
             </w:tcMar>
           </w:tcPr>
           <w:p>
-            <w:hyperlink w:history="1" r:id="rIdonujuv13h5h9gxbuuav-b">
+            <w:hyperlink w:history="1" r:id="rId4ek2zmrohmovbf0wztoip">
               <w:r>
                 <w:rPr>
                   <w:rStyle w:val="Hyperlink"/>

--- a/docs/이력서.docx
+++ b/docs/이력서.docx
@@ -181,7 +181,7 @@
             </w:tcMar>
           </w:tcPr>
           <w:p>
-            <w:hyperlink w:history="1" r:id="rIdghnraioxjx6j8i9eqip-5">
+            <w:hyperlink w:history="1" r:id="rIdjvteis7q-phberqaujuc9">
               <w:r>
                 <w:rPr>
                   <w:rStyle w:val="Hyperlink"/>
@@ -233,7 +233,7 @@
             </w:tcMar>
           </w:tcPr>
           <w:p>
-            <w:hyperlink w:history="1" r:id="rIdbfww8lvl7sw6rkzx6ndon">
+            <w:hyperlink w:history="1" r:id="rIdpqrp0o9b7keuruzqjdu_y">
               <w:r>
                 <w:rPr>
                   <w:rStyle w:val="Hyperlink"/>
@@ -285,7 +285,7 @@
             </w:tcMar>
           </w:tcPr>
           <w:p>
-            <w:hyperlink w:history="1" r:id="rId4ek2zmrohmovbf0wztoip">
+            <w:hyperlink w:history="1" r:id="rId-jt7r9kv9hp56qywjm9qv">
               <w:r>
                 <w:rPr>
                   <w:rStyle w:val="Hyperlink"/>
@@ -2340,7 +2340,7 @@
           </w:tcPr>
           <w:p>
             <w:r>
-              <w:t xml:space="preserve">2026.10</w:t>
+              <w:t xml:space="preserve">2026.09 ~ 2026.10</w:t>
             </w:r>
           </w:p>
         </w:tc>
